--- a/APPMRMS_Phase1_ExecutionGuide.docx
+++ b/APPMRMS_Phase1_ExecutionGuide.docx
@@ -693,7 +693,7 @@
                 <w:sz w:val="20"/>
                 <w:szCs w:val="20"/>
               </w:rPr>
-              <w:t xml:space="preserve">Programmes, Projects, Activities, MonthlyReports, ReportComments, KPIDefinitions, APP_Users, Notifications, AuditLog, ReferenceData</w:t>
+              <w:t>Programmes, Projects, Activities, MonthlyReports, ReportComments, KPIDefinitions, APP_Users, Notifications, AuditLog, Directorates</w:t>
             </w:r>
           </w:p>
         </w:tc>
@@ -975,7 +975,7 @@
                 <w:sz w:val="20"/>
                 <w:szCs w:val="20"/>
               </w:rPr>
-              <w:t xml:space="preserve">Programme→Projects→Activities→MonthlyReports→Comments, KPIs, Evidence</w:t>
+              <w:t>Projects.Directorate -&gt; Directorates; Activities.Project -&gt; Projects; MonthlyReports.Activity -&gt; Activities; APP_Users.Directorate -&gt; Directorates; Comments, KPIs, Evidence</w:t>
             </w:r>
           </w:p>
         </w:tc>
@@ -3085,7 +3085,7 @@
           <w:sz w:val="20"/>
           <w:szCs w:val="20"/>
         </w:rPr>
-        <w:t xml:space="preserve">☐  ReferenceData</w:t>
+        <w:t>☐  Directorates</w:t>
       </w:r>
     </w:p>
     <w:p>
@@ -3234,7 +3234,7 @@
                 <w:sz w:val="20"/>
                 <w:szCs w:val="20"/>
               </w:rPr>
-              <w:t xml:space="preserve">Programmes</w:t>
+              <w:t>Programmes</w:t>
             </w:r>
           </w:p>
         </w:tc>
@@ -3264,7 +3264,7 @@
                 <w:sz w:val="20"/>
                 <w:szCs w:val="20"/>
               </w:rPr>
-              <w:t xml:space="preserve">ProgrammeCode, ProgrammeManager, IsActive</w:t>
+              <w:t>ProgrammeCode, ProgrammeManager, Active</w:t>
             </w:r>
           </w:p>
         </w:tc>
@@ -3279,25 +3279,24 @@
               <w:bottom w:val="single" w:color="BFBFBF" w:sz="2"/>
               <w:right w:val="single" w:color="BFBFBF" w:sz="2"/>
             </w:tcBorders>
-            <w:shd w:fill="F2F2F2" w:val="clear"/>
-            <w:tcMar>
-              <w:top w:type="dxa" w:w="80"/>
-              <w:left w:type="dxa" w:w="120"/>
-              <w:bottom w:type="dxa" w:w="80"/>
-              <w:right w:type="dxa" w:w="120"/>
-            </w:tcMar>
-            <w:vAlign w:val="center"/>
-          </w:tcPr>
-          <w:p>
-            <w:r>
-              <w:rPr>
-                <w:b w:val="false"/>
-                <w:bCs w:val="false"/>
-                <w:color w:val="000000"/>
-                <w:sz w:val="20"/>
-                <w:szCs w:val="20"/>
-              </w:rPr>
-              <w:t xml:space="preserve">Projects</w:t>
+            <w:tcMar>
+              <w:top w:type="dxa" w:w="80"/>
+              <w:left w:type="dxa" w:w="120"/>
+              <w:bottom w:type="dxa" w:w="80"/>
+              <w:right w:type="dxa" w:w="120"/>
+            </w:tcMar>
+            <w:vAlign w:val="center"/>
+          </w:tcPr>
+          <w:p>
+            <w:r>
+              <w:rPr>
+                <w:b w:val="false"/>
+                <w:bCs w:val="false"/>
+                <w:color w:val="000000"/>
+                <w:sz w:val="20"/>
+                <w:szCs w:val="20"/>
+              </w:rPr>
+              <w:t>Directorates</w:t>
             </w:r>
           </w:p>
         </w:tc>
@@ -3310,25 +3309,24 @@
               <w:bottom w:val="single" w:color="BFBFBF" w:sz="2"/>
               <w:right w:val="single" w:color="BFBFBF" w:sz="2"/>
             </w:tcBorders>
-            <w:shd w:fill="F2F2F2" w:val="clear"/>
-            <w:tcMar>
-              <w:top w:type="dxa" w:w="80"/>
-              <w:left w:type="dxa" w:w="120"/>
-              <w:bottom w:type="dxa" w:w="80"/>
-              <w:right w:type="dxa" w:w="120"/>
-            </w:tcMar>
-            <w:vAlign w:val="center"/>
-          </w:tcPr>
-          <w:p>
-            <w:r>
-              <w:rPr>
-                <w:b w:val="false"/>
-                <w:bCs w:val="false"/>
-                <w:color w:val="000000"/>
-                <w:sz w:val="20"/>
-                <w:szCs w:val="20"/>
-              </w:rPr>
-              <w:t xml:space="preserve">Programme (Lookup), KeyDeliverable, FinancialYear, ProjectStatus</w:t>
+            <w:tcMar>
+              <w:top w:type="dxa" w:w="80"/>
+              <w:left w:type="dxa" w:w="120"/>
+              <w:bottom w:type="dxa" w:w="80"/>
+              <w:right w:type="dxa" w:w="120"/>
+            </w:tcMar>
+            <w:vAlign w:val="center"/>
+          </w:tcPr>
+          <w:p>
+            <w:r>
+              <w:rPr>
+                <w:b w:val="false"/>
+                <w:bCs w:val="false"/>
+                <w:color w:val="000000"/>
+                <w:sz w:val="20"/>
+                <w:szCs w:val="20"/>
+              </w:rPr>
+              <w:t>DirectorateID (Title), DirectorateName, Programme, Director, DeputyDirector, Deligate, Active</w:t>
             </w:r>
           </w:p>
         </w:tc>
@@ -3343,24 +3341,25 @@
               <w:bottom w:val="single" w:color="BFBFBF" w:sz="2"/>
               <w:right w:val="single" w:color="BFBFBF" w:sz="2"/>
             </w:tcBorders>
-            <w:tcMar>
-              <w:top w:type="dxa" w:w="80"/>
-              <w:left w:type="dxa" w:w="120"/>
-              <w:bottom w:type="dxa" w:w="80"/>
-              <w:right w:type="dxa" w:w="120"/>
-            </w:tcMar>
-            <w:vAlign w:val="center"/>
-          </w:tcPr>
-          <w:p>
-            <w:r>
-              <w:rPr>
-                <w:b w:val="false"/>
-                <w:bCs w:val="false"/>
-                <w:color w:val="000000"/>
-                <w:sz w:val="20"/>
-                <w:szCs w:val="20"/>
-              </w:rPr>
-              <w:t xml:space="preserve">Activities</w:t>
+            <w:shd w:fill="F2F2F2" w:val="clear"/>
+            <w:tcMar>
+              <w:top w:type="dxa" w:w="80"/>
+              <w:left w:type="dxa" w:w="120"/>
+              <w:bottom w:type="dxa" w:w="80"/>
+              <w:right w:type="dxa" w:w="120"/>
+            </w:tcMar>
+            <w:vAlign w:val="center"/>
+          </w:tcPr>
+          <w:p>
+            <w:r>
+              <w:rPr>
+                <w:b w:val="false"/>
+                <w:bCs w:val="false"/>
+                <w:color w:val="000000"/>
+                <w:sz w:val="20"/>
+                <w:szCs w:val="20"/>
+              </w:rPr>
+              <w:t>Projects</w:t>
             </w:r>
           </w:p>
         </w:tc>
@@ -3373,24 +3372,25 @@
               <w:bottom w:val="single" w:color="BFBFBF" w:sz="2"/>
               <w:right w:val="single" w:color="BFBFBF" w:sz="2"/>
             </w:tcBorders>
-            <w:tcMar>
-              <w:top w:type="dxa" w:w="80"/>
-              <w:left w:type="dxa" w:w="120"/>
-              <w:bottom w:type="dxa" w:w="80"/>
-              <w:right w:type="dxa" w:w="120"/>
-            </w:tcMar>
-            <w:vAlign w:val="center"/>
-          </w:tcPr>
-          <w:p>
-            <w:r>
-              <w:rPr>
-                <w:b w:val="false"/>
-                <w:bCs w:val="false"/>
-                <w:color w:val="000000"/>
-                <w:sz w:val="20"/>
-                <w:szCs w:val="20"/>
-              </w:rPr>
-              <w:t xml:space="preserve">Project (Lookup), Frequency, ActivityOwner, ActivitySupervisor, DueDayOfMonth</w:t>
+            <w:shd w:fill="F2F2F2" w:val="clear"/>
+            <w:tcMar>
+              <w:top w:type="dxa" w:w="80"/>
+              <w:left w:type="dxa" w:w="120"/>
+              <w:bottom w:type="dxa" w:w="80"/>
+              <w:right w:type="dxa" w:w="120"/>
+            </w:tcMar>
+            <w:vAlign w:val="center"/>
+          </w:tcPr>
+          <w:p>
+            <w:r>
+              <w:rPr>
+                <w:b w:val="false"/>
+                <w:bCs w:val="false"/>
+                <w:color w:val="000000"/>
+                <w:sz w:val="20"/>
+                <w:szCs w:val="20"/>
+              </w:rPr>
+              <w:t>ProjectID (Title), ProjectCode, KeyDeliverable, FinancialYear, Status, Directorate (Lookup)</w:t>
             </w:r>
           </w:p>
         </w:tc>
@@ -3405,6 +3405,68 @@
               <w:bottom w:val="single" w:color="BFBFBF" w:sz="2"/>
               <w:right w:val="single" w:color="BFBFBF" w:sz="2"/>
             </w:tcBorders>
+            <w:tcMar>
+              <w:top w:type="dxa" w:w="80"/>
+              <w:left w:type="dxa" w:w="120"/>
+              <w:bottom w:type="dxa" w:w="80"/>
+              <w:right w:type="dxa" w:w="120"/>
+            </w:tcMar>
+            <w:vAlign w:val="center"/>
+          </w:tcPr>
+          <w:p>
+            <w:r>
+              <w:rPr>
+                <w:b w:val="false"/>
+                <w:bCs w:val="false"/>
+                <w:color w:val="000000"/>
+                <w:sz w:val="20"/>
+                <w:szCs w:val="20"/>
+              </w:rPr>
+              <w:t>Activities</w:t>
+            </w:r>
+          </w:p>
+        </w:tc>
+        <w:tc>
+          <w:tcPr>
+            <w:tcW w:type="dxa" w:w="6560"/>
+            <w:tcBorders>
+              <w:top w:val="single" w:color="BFBFBF" w:sz="2"/>
+              <w:left w:val="single" w:color="BFBFBF" w:sz="2"/>
+              <w:bottom w:val="single" w:color="BFBFBF" w:sz="2"/>
+              <w:right w:val="single" w:color="BFBFBF" w:sz="2"/>
+            </w:tcBorders>
+            <w:tcMar>
+              <w:top w:type="dxa" w:w="80"/>
+              <w:left w:type="dxa" w:w="120"/>
+              <w:bottom w:type="dxa" w:w="80"/>
+              <w:right w:type="dxa" w:w="120"/>
+            </w:tcMar>
+            <w:vAlign w:val="center"/>
+          </w:tcPr>
+          <w:p>
+            <w:r>
+              <w:rPr>
+                <w:b w:val="false"/>
+                <w:bCs w:val="false"/>
+                <w:color w:val="000000"/>
+                <w:sz w:val="20"/>
+                <w:szCs w:val="20"/>
+              </w:rPr>
+              <w:t>ActivityCode, Frequency, ActivityOwner, Supervisor, DueDate, Status</w:t>
+            </w:r>
+          </w:p>
+        </w:tc>
+      </w:tr>
+      <w:tr>
+        <w:tc>
+          <w:tcPr>
+            <w:tcW w:type="dxa" w:w="2800"/>
+            <w:tcBorders>
+              <w:top w:val="single" w:color="BFBFBF" w:sz="2"/>
+              <w:left w:val="single" w:color="BFBFBF" w:sz="2"/>
+              <w:bottom w:val="single" w:color="BFBFBF" w:sz="2"/>
+              <w:right w:val="single" w:color="BFBFBF" w:sz="2"/>
+            </w:tcBorders>
             <w:shd w:fill="F2F2F2" w:val="clear"/>
             <w:tcMar>
               <w:top w:type="dxa" w:w="80"/>
@@ -3423,7 +3485,7 @@
                 <w:sz w:val="20"/>
                 <w:szCs w:val="20"/>
               </w:rPr>
-              <w:t xml:space="preserve">MonthlyReports</w:t>
+              <w:t>MonthlyReports</w:t>
             </w:r>
           </w:p>
         </w:tc>
@@ -3454,7 +3516,7 @@
                 <w:sz w:val="20"/>
                 <w:szCs w:val="20"/>
               </w:rPr>
-              <w:t xml:space="preserve">Activity (Lookup), ReportingMonth, ReportStatus, PercentageComplete, IsOverdue, FlaggedForAttention</w:t>
+              <w:t>Activity (Lookup), ReportingMonth, Status, PercentageComplete, IsOverdue, isFlagged</w:t>
             </w:r>
           </w:p>
         </w:tc>
@@ -3610,7 +3672,7 @@
           <w:i w:val="false"/>
           <w:iCs w:val="false"/>
         </w:rPr>
-        <w:t xml:space="preserve">Open the Projects list. In List Settings → Columns, click 'Programme'. Confirm the Lookup list shows 'Programmes'. Repeat for Activities → Project, and MonthlyReports → Activity.</w:t>
+        <w:t>Open the Projects list. In List Settings → Columns, click 'Directorate'. Confirm the Lookup list shows 'Directorates'. Repeat for Activities → Project (lookup to Projects), and MonthlyReports → Activity (lookup to Activities). Note: Programme is a plain text column on Projects/Directorates, not a Lookup.</w:t>
       </w:r>
     </w:p>
     <w:p>
@@ -3623,7 +3685,7 @@
         <w:pStyle w:val="Heading2"/>
       </w:pPr>
       <w:r>
-        <w:t xml:space="preserve">5.4 ReferenceData seeded</w:t>
+        <w:t>5.4 Choice data (FinancialYear / Quarter)</w:t>
       </w:r>
     </w:p>
     <w:p>
@@ -3637,7 +3699,7 @@
           <w:i w:val="false"/>
           <w:iCs w:val="false"/>
         </w:rPr>
-        <w:t xml:space="preserve">Open the ReferenceData list. Confirm it has 8 items covering FinancialYear (2024/25 through 2027/28) and Quarter (Q1–Q4).</w:t>
+        <w:t>FinancialYear and Quarter are Choice columns, not a separate lookup list. Per the CSV exports: MonthlyReports.FinancialYear = 2026/27, 2025/26, 2024/25, All; MonthlyReports.Quarter = Q1–Q4, All; Projects.FinancialYear = 2026/27 … 2022/23.</w:t>
       </w:r>
     </w:p>
     <w:p>
